--- a/public/docs/saas-buildout/collective/POWERED_PLATFORM_BUILD_PLAN.docx
+++ b/public/docs/saas-buildout/collective/POWERED_PLATFORM_BUILD_PLAN.docx
@@ -28,7 +28,7 @@
         <w:pStyle w:val="BodyText"/>
       </w:pPr>
       <w:r>
-        <w:t xml:space="preserve">The product: a branded instance of the Body Recode platform for another practitioner, powered by the BR interpretation engine, delivered through Body Recode Collective. Capped at ten founding partners.</w:t>
+        <w:t xml:space="preserve">The product: a branded instance of the Body Recode platform for another practitioner, powered by the BR interpretation engine, delivered through Body Recode Collective. Open to allied coaches.</w:t>
       </w:r>
     </w:p>
     <w:p>
